--- a/MIO/Anexo_Transporte_Publico_15_11_25.docx
+++ b/MIO/Anexo_Transporte_Publico_15_11_25.docx
@@ -1365,25 +1365,71 @@
     <w:p>
       <w:pPr>
         <w:spacing w:after="160" w:line="301" w:lineRule="auto"/>
-        <w:jc w:val="both"/>
-        <w:rPr>
-          <w:rFonts w:ascii="Calibri" w:eastAsia="Calibri" w:hAnsi="Calibri" w:cs="Calibri"/>
-          <w:b/>
-          <w:bCs/>
-          <w:sz w:val="24"/>
-          <w:szCs w:val="24"/>
-        </w:rPr>
-      </w:pPr>
-      <w:r>
-        <w:rPr>
-          <w:rFonts w:ascii="Calibri" w:eastAsia="Calibri" w:hAnsi="Calibri" w:cs="Calibri"/>
-          <w:b/>
-          <w:bCs/>
-          <w:sz w:val="24"/>
-          <w:szCs w:val="24"/>
-        </w:rPr>
+        <w:ind w:left="720" w:hanging="720"/>
+        <w:jc w:val="both"/>
+        <w:rPr>
+          <w:rFonts w:ascii="Calibri" w:eastAsia="Calibri" w:hAnsi="Calibri" w:cs="Calibri"/>
+          <w:b/>
+          <w:bCs/>
+          <w:sz w:val="24"/>
+          <w:szCs w:val="24"/>
+        </w:rPr>
+      </w:pPr>
+      <w:r>
+        <w:rPr>
+          <w:rFonts w:ascii="Calibri" w:eastAsia="Calibri" w:hAnsi="Calibri" w:cs="Calibri"/>
+          <w:b/>
+          <w:bCs/>
+          <w:sz w:val="24"/>
+          <w:szCs w:val="24"/>
+        </w:rPr>
+        <w:lastRenderedPageBreak/>
         <w:t xml:space="preserve">Gráfica 8 Tiempo de viaje </w:t>
       </w:r>
+      <w:r>
+        <w:rPr>
+          <w:rFonts w:ascii="Calibri" w:eastAsia="Calibri" w:hAnsi="Calibri" w:cs="Calibri"/>
+          <w:b/>
+          <w:bCs/>
+          <w:sz w:val="24"/>
+          <w:szCs w:val="24"/>
+        </w:rPr>
+        <w:drawing>
+          <wp:inline distT="0" distB="0" distL="0" distR="0" wp14:anchorId="235BA958" wp14:editId="0E7C52A4">
+            <wp:extent cx="3419952" cy="2953162"/>
+            <wp:effectExtent l="0" t="0" r="9525" b="0"/>
+            <wp:docPr id="1769511398" name="Imagen 1"/>
+            <wp:cNvGraphicFramePr>
+              <a:graphicFrameLocks xmlns:a="http://schemas.openxmlformats.org/drawingml/2006/main" noChangeAspect="1"/>
+            </wp:cNvGraphicFramePr>
+            <a:graphic xmlns:a="http://schemas.openxmlformats.org/drawingml/2006/main">
+              <a:graphicData uri="http://schemas.openxmlformats.org/drawingml/2006/picture">
+                <pic:pic xmlns:pic="http://schemas.openxmlformats.org/drawingml/2006/picture">
+                  <pic:nvPicPr>
+                    <pic:cNvPr id="1769511398" name=""/>
+                    <pic:cNvPicPr/>
+                  </pic:nvPicPr>
+                  <pic:blipFill>
+                    <a:blip r:embed="rId12"/>
+                    <a:stretch>
+                      <a:fillRect/>
+                    </a:stretch>
+                  </pic:blipFill>
+                  <pic:spPr>
+                    <a:xfrm>
+                      <a:off x="0" y="0"/>
+                      <a:ext cx="3419952" cy="2953162"/>
+                    </a:xfrm>
+                    <a:prstGeom prst="rect">
+                      <a:avLst/>
+                    </a:prstGeom>
+                  </pic:spPr>
+                </pic:pic>
+              </a:graphicData>
+            </a:graphic>
+          </wp:inline>
+        </w:drawing>
+      </w:r>
     </w:p>
     <w:p>
       <w:pPr>
@@ -1402,7 +1448,6 @@
           <w:sz w:val="24"/>
           <w:szCs w:val="24"/>
         </w:rPr>
-        <w:lastRenderedPageBreak/>
         <w:drawing>
           <wp:inline distT="114300" distB="114300" distL="114300" distR="114300" wp14:anchorId="473D4C9D" wp14:editId="15B1045F">
             <wp:extent cx="4229100" cy="1816100"/>
@@ -1417,7 +1462,7 @@
                     <pic:cNvPicPr preferRelativeResize="0"/>
                   </pic:nvPicPr>
                   <pic:blipFill>
-                    <a:blip r:embed="rId12"/>
+                    <a:blip r:embed="rId13"/>
                     <a:srcRect/>
                     <a:stretch>
                       <a:fillRect/>
@@ -1534,6 +1579,7 @@
           <w:sz w:val="24"/>
           <w:szCs w:val="24"/>
         </w:rPr>
+        <w:lastRenderedPageBreak/>
         <w:drawing>
           <wp:inline distT="114300" distB="114300" distL="114300" distR="114300" wp14:anchorId="4301621D" wp14:editId="271DD5D1">
             <wp:extent cx="4229100" cy="1968500"/>
@@ -1548,7 +1594,7 @@
                     <pic:cNvPicPr preferRelativeResize="0"/>
                   </pic:nvPicPr>
                   <pic:blipFill>
-                    <a:blip r:embed="rId13"/>
+                    <a:blip r:embed="rId14"/>
                     <a:srcRect/>
                     <a:stretch>
                       <a:fillRect/>
